--- a/Note.docx
+++ b/Note.docx
@@ -24,429 +24,551 @@
     <w:p>
       <w:pPr>
         <w:rPr>
-          <w:b/>
-          <w:bCs/>
-          <w:sz w:val="36"/>
-          <w:szCs w:val="36"/>
-        </w:rPr>
-      </w:pPr>
-    </w:p>
-    <w:tbl>
-      <w:tblPr>
-        <w:tblW w:w="0" w:type="auto"/>
-        <w:tblCellSpacing w:w="15" w:type="dxa"/>
-        <w:tblCellMar>
-          <w:top w:w="15" w:type="dxa"/>
-          <w:left w:w="15" w:type="dxa"/>
-          <w:bottom w:w="15" w:type="dxa"/>
-          <w:right w:w="15" w:type="dxa"/>
-        </w:tblCellMar>
-        <w:tblLook w:val="04A0" w:firstRow="1" w:lastRow="0" w:firstColumn="1" w:lastColumn="0" w:noHBand="0" w:noVBand="1"/>
-      </w:tblPr>
-      <w:tblGrid>
-        <w:gridCol w:w="2835"/>
-        <w:gridCol w:w="3119"/>
-      </w:tblGrid>
-      <w:tr>
-        <w:trPr>
-          <w:tblHeader/>
-          <w:tblCellSpacing w:w="15" w:type="dxa"/>
-        </w:trPr>
-        <w:tc>
-          <w:tcPr>
-            <w:tcW w:w="2790" w:type="dxa"/>
-            <w:vAlign w:val="center"/>
-            <w:hideMark/>
-          </w:tcPr>
-          <w:p>
-            <w:pPr>
-              <w:rPr>
-                <w:b/>
-                <w:bCs/>
-                <w:szCs w:val="28"/>
-              </w:rPr>
-            </w:pPr>
-            <w:r>
-              <w:rPr>
-                <w:b/>
-                <w:bCs/>
-                <w:szCs w:val="28"/>
-              </w:rPr>
-              <w:t>Feature</w:t>
-            </w:r>
-          </w:p>
-        </w:tc>
-        <w:tc>
-          <w:tcPr>
-            <w:tcW w:w="3074" w:type="dxa"/>
-            <w:vAlign w:val="center"/>
-            <w:hideMark/>
-          </w:tcPr>
-          <w:p>
-            <w:pPr>
-              <w:rPr>
-                <w:b/>
-                <w:bCs/>
-                <w:szCs w:val="28"/>
-              </w:rPr>
-            </w:pPr>
-            <w:r>
-              <w:rPr>
-                <w:b/>
-                <w:bCs/>
-                <w:szCs w:val="28"/>
-              </w:rPr>
-              <w:t>Ý nghĩa</w:t>
-            </w:r>
-          </w:p>
-        </w:tc>
-      </w:tr>
-      <w:tr>
-        <w:trPr>
-          <w:tblCellSpacing w:w="15" w:type="dxa"/>
-        </w:trPr>
-        <w:tc>
-          <w:tcPr>
-            <w:tcW w:w="2790" w:type="dxa"/>
-            <w:vAlign w:val="center"/>
-            <w:hideMark/>
-          </w:tcPr>
-          <w:p>
-            <w:pPr>
-              <w:rPr>
-                <w:szCs w:val="28"/>
-              </w:rPr>
-            </w:pPr>
-            <w:r>
-              <w:rPr>
-                <w:szCs w:val="28"/>
-              </w:rPr>
-              <w:t>price</w:t>
-            </w:r>
-          </w:p>
-        </w:tc>
-        <w:tc>
-          <w:tcPr>
-            <w:tcW w:w="3074" w:type="dxa"/>
-            <w:vAlign w:val="center"/>
-            <w:hideMark/>
-          </w:tcPr>
-          <w:p>
-            <w:pPr>
-              <w:rPr>
-                <w:szCs w:val="28"/>
-              </w:rPr>
-            </w:pPr>
-            <w:r>
-              <w:rPr>
-                <w:szCs w:val="28"/>
-              </w:rPr>
-              <w:t>giá bán sản phẩm</w:t>
-            </w:r>
-          </w:p>
-        </w:tc>
-      </w:tr>
-      <w:tr>
-        <w:trPr>
-          <w:tblCellSpacing w:w="15" w:type="dxa"/>
-        </w:trPr>
-        <w:tc>
-          <w:tcPr>
-            <w:tcW w:w="2790" w:type="dxa"/>
-            <w:vAlign w:val="center"/>
-            <w:hideMark/>
-          </w:tcPr>
-          <w:p>
-            <w:pPr>
-              <w:rPr>
-                <w:szCs w:val="28"/>
-              </w:rPr>
-            </w:pPr>
-            <w:r>
-              <w:rPr>
-                <w:szCs w:val="28"/>
-              </w:rPr>
-              <w:t>discount_percent</w:t>
-            </w:r>
-          </w:p>
-        </w:tc>
-        <w:tc>
-          <w:tcPr>
-            <w:tcW w:w="3074" w:type="dxa"/>
-            <w:vAlign w:val="center"/>
-            <w:hideMark/>
-          </w:tcPr>
-          <w:p>
-            <w:pPr>
-              <w:rPr>
-                <w:szCs w:val="28"/>
-              </w:rPr>
-            </w:pPr>
-            <w:r>
-              <w:rPr>
-                <w:szCs w:val="28"/>
-              </w:rPr>
-              <w:t>% giảm giá</w:t>
-            </w:r>
-          </w:p>
-        </w:tc>
-      </w:tr>
-      <w:tr>
-        <w:trPr>
-          <w:tblCellSpacing w:w="15" w:type="dxa"/>
-        </w:trPr>
-        <w:tc>
-          <w:tcPr>
-            <w:tcW w:w="2790" w:type="dxa"/>
-            <w:vAlign w:val="center"/>
-            <w:hideMark/>
-          </w:tcPr>
-          <w:p>
-            <w:pPr>
-              <w:rPr>
-                <w:szCs w:val="28"/>
-              </w:rPr>
-            </w:pPr>
-            <w:r>
-              <w:rPr>
-                <w:szCs w:val="28"/>
-              </w:rPr>
-              <w:t>category</w:t>
-            </w:r>
-          </w:p>
-        </w:tc>
-        <w:tc>
-          <w:tcPr>
-            <w:tcW w:w="3074" w:type="dxa"/>
-            <w:vAlign w:val="center"/>
-            <w:hideMark/>
-          </w:tcPr>
-          <w:p>
-            <w:pPr>
-              <w:rPr>
-                <w:szCs w:val="28"/>
-              </w:rPr>
-            </w:pPr>
-            <w:r>
-              <w:rPr>
-                <w:szCs w:val="28"/>
-              </w:rPr>
-              <w:t>loại sản phẩm</w:t>
-            </w:r>
-          </w:p>
-        </w:tc>
-      </w:tr>
-      <w:tr>
-        <w:trPr>
-          <w:tblCellSpacing w:w="15" w:type="dxa"/>
-        </w:trPr>
-        <w:tc>
-          <w:tcPr>
-            <w:tcW w:w="2790" w:type="dxa"/>
-            <w:vAlign w:val="center"/>
-            <w:hideMark/>
-          </w:tcPr>
-          <w:p>
-            <w:pPr>
-              <w:rPr>
-                <w:szCs w:val="28"/>
-              </w:rPr>
-            </w:pPr>
-            <w:r>
-              <w:rPr>
-                <w:szCs w:val="28"/>
-              </w:rPr>
-              <w:t>brand</w:t>
-            </w:r>
-          </w:p>
-        </w:tc>
-        <w:tc>
-          <w:tcPr>
-            <w:tcW w:w="3074" w:type="dxa"/>
-            <w:vAlign w:val="center"/>
-            <w:hideMark/>
-          </w:tcPr>
-          <w:p>
-            <w:pPr>
-              <w:rPr>
-                <w:szCs w:val="28"/>
-              </w:rPr>
-            </w:pPr>
-            <w:r>
-              <w:rPr>
-                <w:szCs w:val="28"/>
-              </w:rPr>
-              <w:t>thương hiệu</w:t>
-            </w:r>
-          </w:p>
-        </w:tc>
-      </w:tr>
-      <w:tr>
-        <w:trPr>
-          <w:tblCellSpacing w:w="15" w:type="dxa"/>
-        </w:trPr>
-        <w:tc>
-          <w:tcPr>
-            <w:tcW w:w="2790" w:type="dxa"/>
-            <w:vAlign w:val="center"/>
-            <w:hideMark/>
-          </w:tcPr>
-          <w:p>
-            <w:pPr>
-              <w:rPr>
-                <w:szCs w:val="28"/>
-              </w:rPr>
-            </w:pPr>
-            <w:r>
-              <w:rPr>
-                <w:szCs w:val="28"/>
-              </w:rPr>
-              <w:t>shop_rating</w:t>
-            </w:r>
-          </w:p>
-        </w:tc>
-        <w:tc>
-          <w:tcPr>
-            <w:tcW w:w="3074" w:type="dxa"/>
-            <w:vAlign w:val="center"/>
-            <w:hideMark/>
-          </w:tcPr>
-          <w:p>
-            <w:pPr>
-              <w:rPr>
-                <w:szCs w:val="28"/>
-              </w:rPr>
-            </w:pPr>
-            <w:r>
-              <w:rPr>
-                <w:szCs w:val="28"/>
-              </w:rPr>
-              <w:t>điểm uy tín shop</w:t>
-            </w:r>
-          </w:p>
-        </w:tc>
-      </w:tr>
-      <w:tr>
-        <w:trPr>
-          <w:tblCellSpacing w:w="15" w:type="dxa"/>
-        </w:trPr>
-        <w:tc>
-          <w:tcPr>
-            <w:tcW w:w="2790" w:type="dxa"/>
-            <w:vAlign w:val="center"/>
-            <w:hideMark/>
-          </w:tcPr>
-          <w:p>
-            <w:pPr>
-              <w:rPr>
-                <w:szCs w:val="28"/>
-              </w:rPr>
-            </w:pPr>
-            <w:r>
-              <w:rPr>
-                <w:szCs w:val="28"/>
-              </w:rPr>
-              <w:t>shop_followers</w:t>
-            </w:r>
-          </w:p>
-        </w:tc>
-        <w:tc>
-          <w:tcPr>
-            <w:tcW w:w="3074" w:type="dxa"/>
-            <w:vAlign w:val="center"/>
-            <w:hideMark/>
-          </w:tcPr>
-          <w:p>
-            <w:pPr>
-              <w:rPr>
-                <w:szCs w:val="28"/>
-              </w:rPr>
-            </w:pPr>
-            <w:r>
-              <w:rPr>
-                <w:szCs w:val="28"/>
-              </w:rPr>
-              <w:t>số người theo dõi shop</w:t>
-            </w:r>
-          </w:p>
-        </w:tc>
-      </w:tr>
-      <w:tr>
-        <w:trPr>
-          <w:tblCellSpacing w:w="15" w:type="dxa"/>
-        </w:trPr>
-        <w:tc>
-          <w:tcPr>
-            <w:tcW w:w="2790" w:type="dxa"/>
-            <w:vAlign w:val="center"/>
-            <w:hideMark/>
-          </w:tcPr>
-          <w:p>
-            <w:pPr>
-              <w:rPr>
-                <w:szCs w:val="28"/>
-              </w:rPr>
-            </w:pPr>
-            <w:r>
-              <w:rPr>
-                <w:szCs w:val="28"/>
-              </w:rPr>
-              <w:t>image_count</w:t>
-            </w:r>
-          </w:p>
-        </w:tc>
-        <w:tc>
-          <w:tcPr>
-            <w:tcW w:w="3074" w:type="dxa"/>
-            <w:vAlign w:val="center"/>
-            <w:hideMark/>
-          </w:tcPr>
-          <w:p>
-            <w:pPr>
-              <w:rPr>
-                <w:szCs w:val="28"/>
-              </w:rPr>
-            </w:pPr>
-            <w:r>
-              <w:rPr>
-                <w:szCs w:val="28"/>
-              </w:rPr>
-              <w:t>số ảnh sản phẩm</w:t>
-            </w:r>
-          </w:p>
-        </w:tc>
-      </w:tr>
-    </w:tbl>
-    <w:p>
-      <w:pPr>
-        <w:rPr>
-          <w:szCs w:val="28"/>
-        </w:rPr>
-      </w:pPr>
-      <w:r>
-        <w:rPr>
-          <w:szCs w:val="28"/>
-        </w:rPr>
-        <w:t xml:space="preserve">Free_ship </w:t>
-      </w:r>
-      <w:r>
-        <w:rPr>
-          <w:szCs w:val="28"/>
-        </w:rPr>
-        <w:tab/>
-      </w:r>
-      <w:r>
-        <w:rPr>
-          <w:szCs w:val="28"/>
-        </w:rPr>
-        <w:tab/>
-      </w:r>
-      <w:r>
-        <w:rPr>
-          <w:szCs w:val="28"/>
-        </w:rPr>
-        <w:tab/>
-        <w:t>miễn phí vận chuyển</w:t>
+          <w:szCs w:val="28"/>
+        </w:rPr>
+      </w:pPr>
+      <w:r>
+        <w:rPr>
+          <w:szCs w:val="28"/>
+        </w:rPr>
+        <w:t xml:space="preserve">X : tên sản phẩm </w:t>
+      </w:r>
+    </w:p>
+    <w:p>
+      <w:pPr>
+        <w:rPr>
+          <w:szCs w:val="28"/>
+        </w:rPr>
+      </w:pPr>
+      <w:r>
+        <w:rPr>
+          <w:szCs w:val="28"/>
+        </w:rPr>
+        <w:t xml:space="preserve">Feature </w:t>
+      </w:r>
+    </w:p>
+    <w:p>
+      <w:pPr>
+        <w:pStyle w:val="ListParagraph"/>
+        <w:numPr>
+          <w:ilvl w:val="0"/>
+          <w:numId w:val="1"/>
+        </w:numPr>
+        <w:rPr>
+          <w:szCs w:val="28"/>
+        </w:rPr>
+      </w:pPr>
+      <w:r>
+        <w:rPr>
+          <w:szCs w:val="28"/>
+        </w:rPr>
+        <w:t>Price</w:t>
+      </w:r>
+    </w:p>
+    <w:p>
+      <w:pPr>
+        <w:pStyle w:val="ListParagraph"/>
+        <w:numPr>
+          <w:ilvl w:val="0"/>
+          <w:numId w:val="1"/>
+        </w:numPr>
+        <w:rPr>
+          <w:szCs w:val="28"/>
+        </w:rPr>
+      </w:pPr>
+      <w:r>
+        <w:rPr>
+          <w:szCs w:val="28"/>
+        </w:rPr>
+        <w:t>Discount_percent</w:t>
+      </w:r>
+    </w:p>
+    <w:p>
+      <w:pPr>
+        <w:pStyle w:val="ListParagraph"/>
+        <w:numPr>
+          <w:ilvl w:val="0"/>
+          <w:numId w:val="1"/>
+        </w:numPr>
+        <w:rPr>
+          <w:szCs w:val="28"/>
+        </w:rPr>
+      </w:pPr>
+      <w:r>
+        <w:rPr>
+          <w:szCs w:val="28"/>
+        </w:rPr>
+        <w:t>Category</w:t>
+      </w:r>
+    </w:p>
+    <w:p>
+      <w:pPr>
+        <w:pStyle w:val="ListParagraph"/>
+        <w:numPr>
+          <w:ilvl w:val="0"/>
+          <w:numId w:val="1"/>
+        </w:numPr>
+        <w:rPr>
+          <w:szCs w:val="28"/>
+        </w:rPr>
+      </w:pPr>
+      <w:r>
+        <w:rPr>
+          <w:szCs w:val="28"/>
+        </w:rPr>
+        <w:t>Product_rating</w:t>
+      </w:r>
+    </w:p>
+    <w:p>
+      <w:pPr>
+        <w:pStyle w:val="ListParagraph"/>
+        <w:numPr>
+          <w:ilvl w:val="0"/>
+          <w:numId w:val="1"/>
+        </w:numPr>
+        <w:rPr>
+          <w:szCs w:val="28"/>
+        </w:rPr>
+      </w:pPr>
+      <w:r>
+        <w:rPr>
+          <w:szCs w:val="28"/>
+        </w:rPr>
+        <w:t>Number of reviews</w:t>
+      </w:r>
+    </w:p>
+    <w:p>
+      <w:pPr>
+        <w:pStyle w:val="ListParagraph"/>
+        <w:numPr>
+          <w:ilvl w:val="0"/>
+          <w:numId w:val="1"/>
+        </w:numPr>
+        <w:rPr>
+          <w:szCs w:val="28"/>
+        </w:rPr>
+      </w:pPr>
+      <w:r>
+        <w:rPr>
+          <w:szCs w:val="28"/>
+        </w:rPr>
+        <w:t xml:space="preserve">Freeship </w:t>
+      </w:r>
+    </w:p>
+    <w:p>
+      <w:pPr>
+        <w:rPr>
+          <w:szCs w:val="28"/>
+        </w:rPr>
+      </w:pPr>
+      <w:r>
+        <w:rPr>
+          <w:szCs w:val="28"/>
+        </w:rPr>
+        <w:t>Y : số lượng sản phẩm bán được</w:t>
+      </w:r>
+    </w:p>
+    <w:p>
+      <w:pPr>
+        <w:rPr>
+          <w:szCs w:val="28"/>
+        </w:rPr>
+      </w:pPr>
+    </w:p>
+    <w:p>
+      <w:pPr>
+        <w:rPr>
+          <w:szCs w:val="28"/>
+        </w:rPr>
+      </w:pPr>
+      <w:r>
+        <w:rPr>
+          <w:szCs w:val="28"/>
+        </w:rPr>
+        <w:t>20 thể loại  , mỗi loại 25 sản phẩm :</w:t>
+      </w:r>
+    </w:p>
+    <w:p>
+      <w:pPr>
+        <w:rPr>
+          <w:szCs w:val="28"/>
+        </w:rPr>
+      </w:pPr>
+      <w:r>
+        <w:rPr>
+          <w:szCs w:val="28"/>
+        </w:rPr>
+        <w:t xml:space="preserve"> </w:t>
+      </w:r>
+      <w:r>
+        <w:rPr>
+          <w:szCs w:val="28"/>
+        </w:rPr>
+        <w:t>dien thoai</w:t>
+      </w:r>
+    </w:p>
+    <w:p>
+      <w:pPr>
+        <w:rPr>
+          <w:szCs w:val="28"/>
+        </w:rPr>
+      </w:pPr>
+      <w:r>
+        <w:rPr>
+          <w:szCs w:val="28"/>
+        </w:rPr>
+        <w:t>laptop</w:t>
+      </w:r>
+    </w:p>
+    <w:p>
+      <w:pPr>
+        <w:rPr>
+          <w:szCs w:val="28"/>
+        </w:rPr>
+      </w:pPr>
+      <w:r>
+        <w:rPr>
+          <w:szCs w:val="28"/>
+        </w:rPr>
+        <w:t>tai nghe</w:t>
+      </w:r>
+    </w:p>
+    <w:p>
+      <w:pPr>
+        <w:rPr>
+          <w:szCs w:val="28"/>
+        </w:rPr>
+      </w:pPr>
+      <w:r>
+        <w:rPr>
+          <w:szCs w:val="28"/>
+        </w:rPr>
+        <w:t>ban phim</w:t>
+      </w:r>
+    </w:p>
+    <w:p>
+      <w:pPr>
+        <w:rPr>
+          <w:szCs w:val="28"/>
+        </w:rPr>
+      </w:pPr>
+      <w:r>
+        <w:rPr>
+          <w:szCs w:val="28"/>
+        </w:rPr>
+        <w:t>chuot may tinh</w:t>
+      </w:r>
+    </w:p>
+    <w:p>
+      <w:pPr>
+        <w:rPr>
+          <w:szCs w:val="28"/>
+        </w:rPr>
+      </w:pPr>
+      <w:r>
+        <w:rPr>
+          <w:szCs w:val="28"/>
+        </w:rPr>
+        <w:t>loa bluetooth</w:t>
+      </w:r>
+    </w:p>
+    <w:p>
+      <w:pPr>
+        <w:rPr>
+          <w:szCs w:val="28"/>
+        </w:rPr>
+      </w:pPr>
+      <w:r>
+        <w:rPr>
+          <w:szCs w:val="28"/>
+        </w:rPr>
+        <w:t>dong ho thong minh</w:t>
+      </w:r>
+    </w:p>
+    <w:p>
+      <w:pPr>
+        <w:rPr>
+          <w:szCs w:val="28"/>
+        </w:rPr>
+      </w:pPr>
+      <w:r>
+        <w:rPr>
+          <w:szCs w:val="28"/>
+        </w:rPr>
+        <w:t>camera an ninh</w:t>
+      </w:r>
+    </w:p>
+    <w:p>
+      <w:pPr>
+        <w:rPr>
+          <w:szCs w:val="28"/>
+        </w:rPr>
+      </w:pPr>
+      <w:r>
+        <w:rPr>
+          <w:szCs w:val="28"/>
+        </w:rPr>
+        <w:t>may hut bui</w:t>
+      </w:r>
+    </w:p>
+    <w:p>
+      <w:pPr>
+        <w:rPr>
+          <w:szCs w:val="28"/>
+        </w:rPr>
+      </w:pPr>
+      <w:r>
+        <w:rPr>
+          <w:szCs w:val="28"/>
+        </w:rPr>
+        <w:t>noi chien khong dau</w:t>
+      </w:r>
+    </w:p>
+    <w:p>
+      <w:pPr>
+        <w:rPr>
+          <w:szCs w:val="28"/>
+        </w:rPr>
+      </w:pPr>
+      <w:r>
+        <w:rPr>
+          <w:szCs w:val="28"/>
+        </w:rPr>
+        <w:t>my pham</w:t>
+      </w:r>
+    </w:p>
+    <w:p>
+      <w:pPr>
+        <w:rPr>
+          <w:szCs w:val="28"/>
+        </w:rPr>
+      </w:pPr>
+      <w:r>
+        <w:rPr>
+          <w:szCs w:val="28"/>
+        </w:rPr>
+        <w:t>duong da</w:t>
+      </w:r>
+    </w:p>
+    <w:p>
+      <w:pPr>
+        <w:rPr>
+          <w:szCs w:val="28"/>
+        </w:rPr>
+      </w:pPr>
+      <w:r>
+        <w:rPr>
+          <w:szCs w:val="28"/>
+        </w:rPr>
+        <w:t>giay the thao</w:t>
+      </w:r>
+    </w:p>
+    <w:p>
+      <w:pPr>
+        <w:rPr>
+          <w:szCs w:val="28"/>
+        </w:rPr>
+      </w:pPr>
+      <w:r>
+        <w:rPr>
+          <w:szCs w:val="28"/>
+        </w:rPr>
+        <w:t>ao thun</w:t>
+      </w:r>
+    </w:p>
+    <w:p>
+      <w:pPr>
+        <w:rPr>
+          <w:szCs w:val="28"/>
+        </w:rPr>
+      </w:pPr>
+      <w:r>
+        <w:rPr>
+          <w:szCs w:val="28"/>
+        </w:rPr>
+        <w:t>balo</w:t>
+      </w:r>
+    </w:p>
+    <w:p>
+      <w:pPr>
+        <w:rPr>
+          <w:szCs w:val="28"/>
+        </w:rPr>
+      </w:pPr>
+      <w:r>
+        <w:rPr>
+          <w:szCs w:val="28"/>
+        </w:rPr>
+        <w:t>binh nuoc</w:t>
+      </w:r>
+    </w:p>
+    <w:p>
+      <w:pPr>
+        <w:rPr>
+          <w:szCs w:val="28"/>
+        </w:rPr>
+      </w:pPr>
+      <w:r>
+        <w:rPr>
+          <w:szCs w:val="28"/>
+        </w:rPr>
+        <w:t>do choi tre em</w:t>
+      </w:r>
+    </w:p>
+    <w:p>
+      <w:pPr>
+        <w:rPr>
+          <w:szCs w:val="28"/>
+        </w:rPr>
+      </w:pPr>
+      <w:r>
+        <w:rPr>
+          <w:szCs w:val="28"/>
+        </w:rPr>
+        <w:t>sach ky nang</w:t>
+      </w:r>
+    </w:p>
+    <w:p>
+      <w:pPr>
+        <w:rPr>
+          <w:szCs w:val="28"/>
+        </w:rPr>
+      </w:pPr>
+      <w:r>
+        <w:rPr>
+          <w:szCs w:val="28"/>
+        </w:rPr>
+        <w:lastRenderedPageBreak/>
+        <w:t>do gia dung</w:t>
+      </w:r>
+    </w:p>
+    <w:p>
+      <w:pPr>
+        <w:rPr>
+          <w:szCs w:val="28"/>
+        </w:rPr>
+      </w:pPr>
+      <w:r>
+        <w:rPr>
+          <w:szCs w:val="28"/>
+        </w:rPr>
+        <w:t>phu kien xe may</w:t>
+      </w:r>
+    </w:p>
+    <w:p>
+      <w:pPr>
+        <w:rPr>
+          <w:szCs w:val="28"/>
+        </w:rPr>
+      </w:pPr>
+    </w:p>
+    <w:p>
+      <w:pPr>
+        <w:rPr>
+          <w:szCs w:val="28"/>
+        </w:rPr>
+      </w:pPr>
+    </w:p>
+    <w:p>
+      <w:pPr>
+        <w:rPr>
+          <w:szCs w:val="28"/>
+        </w:rPr>
+      </w:pPr>
+      <w:r>
+        <w:rPr>
+          <w:szCs w:val="28"/>
+        </w:rPr>
+        <w:t>sản phẩm hết hàng – cho cút</w:t>
+      </w:r>
+    </w:p>
+    <w:p>
+      <w:pPr>
+        <w:rPr>
+          <w:szCs w:val="28"/>
+        </w:rPr>
+      </w:pPr>
+      <w:r>
+        <w:rPr>
+          <w:szCs w:val="28"/>
+        </w:rPr>
+        <w:t>sản phẩm không có cả number_of_review lẫn rating cho cút</w:t>
+      </w:r>
+      <w:r>
+        <w:rPr>
+          <w:szCs w:val="28"/>
+        </w:rPr>
+        <w:br/>
+        <w:t xml:space="preserve">sản phẩm không có số lượng bán cho cút </w:t>
+      </w:r>
+      <w:r>
+        <w:rPr>
+          <w:szCs w:val="28"/>
+        </w:rPr>
+        <w:br/>
+        <w:t>cứ như thế cho đến 1500 sản phẩm hoàn chỉnh được ghi vào file csv</w:t>
+      </w:r>
+    </w:p>
+    <w:p>
+      <w:pPr>
+        <w:rPr>
+          <w:szCs w:val="28"/>
+        </w:rPr>
+      </w:pPr>
+      <w:r>
+        <w:rPr>
+          <w:szCs w:val="28"/>
+        </w:rPr>
+        <w:t xml:space="preserve">chọn theo tiêu chí bán chạy + từ 3 sao </w:t>
+      </w:r>
+      <w:r>
+        <w:rPr>
+          <w:szCs w:val="28"/>
+        </w:rPr>
+        <w:br/>
+      </w:r>
+    </w:p>
+    <w:p>
+      <w:pPr>
+        <w:rPr>
+          <w:szCs w:val="28"/>
+        </w:rPr>
+      </w:pPr>
+    </w:p>
+    <w:p>
+      <w:pPr>
+        <w:pStyle w:val="ListParagraph"/>
+        <w:numPr>
+          <w:ilvl w:val="0"/>
+          <w:numId w:val="1"/>
+        </w:numPr>
+        <w:rPr>
+          <w:szCs w:val="28"/>
+        </w:rPr>
+      </w:pPr>
+      <w:r>
+        <w:rPr>
+          <w:szCs w:val="28"/>
+        </w:rPr>
+        <w:t>Số lương lượt review thì phải phân bổ rõ từ 0-200 thôi</w:t>
+      </w:r>
+    </w:p>
+    <w:p>
+      <w:pPr>
+        <w:pStyle w:val="ListParagraph"/>
+        <w:numPr>
+          <w:ilvl w:val="0"/>
+          <w:numId w:val="1"/>
+        </w:numPr>
+        <w:rPr>
+          <w:szCs w:val="28"/>
+        </w:rPr>
+      </w:pPr>
+      <w:r>
+        <w:rPr>
+          <w:szCs w:val="28"/>
+        </w:rPr>
+        <w:t>Xử lý nan khi trực quan hóa</w:t>
       </w:r>
     </w:p>
     <w:sectPr>
@@ -457,6 +579,126 @@
     </w:sectPr>
   </w:body>
 </w:document>
+</file>
+
+<file path=word/numbering.xml><?xml version="1.0" encoding="utf-8"?>
+<w:numbering xmlns:wpc="http://schemas.microsoft.com/office/word/2010/wordprocessingCanvas" xmlns:cx="http://schemas.microsoft.com/office/drawing/2014/chartex" xmlns:cx1="http://schemas.microsoft.com/office/drawing/2015/9/8/chartex" xmlns:cx2="http://schemas.microsoft.com/office/drawing/2015/10/21/chartex" xmlns:cx3="http://schemas.microsoft.com/office/drawing/2016/5/9/chartex" xmlns:cx4="http://schemas.microsoft.com/office/drawing/2016/5/10/chartex" xmlns:cx5="http://schemas.microsoft.com/office/drawing/2016/5/11/chartex" xmlns:cx6="http://schemas.microsoft.com/office/drawing/2016/5/12/chartex" xmlns:cx7="http://schemas.microsoft.com/office/drawing/2016/5/13/chartex" xmlns:cx8="http://schemas.microsoft.com/office/drawing/2016/5/14/chartex" xmlns:mc="http://schemas.openxmlformats.org/markup-compatibility/2006" xmlns:aink="http://schemas.microsoft.com/office/drawing/2016/ink" xmlns:am3d="http://schemas.microsoft.com/office/drawing/2017/model3d" xmlns:o="urn:schemas-microsoft-com:office:office" xmlns:oel="http://schemas.microsoft.com/office/2019/extlst" xmlns:r="http://schemas.openxmlformats.org/officeDocument/2006/relationships" xmlns:m="http://schemas.openxmlformats.org/officeDocument/2006/math" xmlns:v="urn:schemas-microsoft-com:vml" xmlns:wp14="http://schemas.microsoft.com/office/word/2010/wordprocessingDrawing" xmlns:wp="http://schemas.openxmlformats.org/drawingml/2006/wordprocessingDrawing" xmlns:w10="urn:schemas-microsoft-com:office:word" xmlns:w="http://schemas.openxmlformats.org/wordprocessingml/2006/main" xmlns:w14="http://schemas.microsoft.com/office/word/2010/wordml" xmlns:w15="http://schemas.microsoft.com/office/word/2012/wordml" xmlns:w16cex="http://schemas.microsoft.com/office/word/2018/wordml/cex" xmlns:w16cid="http://schemas.microsoft.com/office/word/2016/wordml/cid" xmlns:w16="http://schemas.microsoft.com/office/word/2018/wordml" xmlns:w16du="http://schemas.microsoft.com/office/word/2023/wordml/word16du" xmlns:w16sdtdh="http://schemas.microsoft.com/office/word/2020/wordml/sdtdatahash" xmlns:w16sdtfl="http://schemas.microsoft.com/office/word/2024/wordml/sdtformatlock" xmlns:w16se="http://schemas.microsoft.com/office/word/2015/wordml/symex" xmlns:wpg="http://schemas.microsoft.com/office/word/2010/wordprocessingGroup" xmlns:wpi="http://schemas.microsoft.com/office/word/2010/wordprocessingInk" xmlns:wne="http://schemas.microsoft.com/office/word/2006/wordml" xmlns:wps="http://schemas.microsoft.com/office/word/2010/wordprocessingShape" mc:Ignorable="w14 w15 w16se w16cid w16 w16cex w16sdtdh w16sdtfl w16du wp14">
+  <w:abstractNum w:abstractNumId="0" w15:restartNumberingAfterBreak="0">
+    <w:nsid w:val="2B645804"/>
+    <w:multiLevelType w:val="hybridMultilevel"/>
+    <w:tmpl w:val="CF8A9F88"/>
+    <w:lvl w:ilvl="0" w:tplc="41165E72">
+      <w:numFmt w:val="bullet"/>
+      <w:lvlText w:val="-"/>
+      <w:lvlJc w:val="left"/>
+      <w:pPr>
+        <w:ind w:left="720" w:hanging="360"/>
+      </w:pPr>
+      <w:rPr>
+        <w:rFonts w:ascii="Times New Roman" w:eastAsiaTheme="minorHAnsi" w:hAnsi="Times New Roman" w:cs="Times New Roman" w:hint="default"/>
+      </w:rPr>
+    </w:lvl>
+    <w:lvl w:ilvl="1" w:tplc="04090003" w:tentative="1">
+      <w:start w:val="1"/>
+      <w:numFmt w:val="bullet"/>
+      <w:lvlText w:val="o"/>
+      <w:lvlJc w:val="left"/>
+      <w:pPr>
+        <w:ind w:left="1440" w:hanging="360"/>
+      </w:pPr>
+      <w:rPr>
+        <w:rFonts w:ascii="Courier New" w:hAnsi="Courier New" w:cs="Courier New" w:hint="default"/>
+      </w:rPr>
+    </w:lvl>
+    <w:lvl w:ilvl="2" w:tplc="04090005" w:tentative="1">
+      <w:start w:val="1"/>
+      <w:numFmt w:val="bullet"/>
+      <w:lvlText w:val=""/>
+      <w:lvlJc w:val="left"/>
+      <w:pPr>
+        <w:ind w:left="2160" w:hanging="360"/>
+      </w:pPr>
+      <w:rPr>
+        <w:rFonts w:ascii="Wingdings" w:hAnsi="Wingdings" w:hint="default"/>
+      </w:rPr>
+    </w:lvl>
+    <w:lvl w:ilvl="3" w:tplc="04090001" w:tentative="1">
+      <w:start w:val="1"/>
+      <w:numFmt w:val="bullet"/>
+      <w:lvlText w:val=""/>
+      <w:lvlJc w:val="left"/>
+      <w:pPr>
+        <w:ind w:left="2880" w:hanging="360"/>
+      </w:pPr>
+      <w:rPr>
+        <w:rFonts w:ascii="Symbol" w:hAnsi="Symbol" w:hint="default"/>
+      </w:rPr>
+    </w:lvl>
+    <w:lvl w:ilvl="4" w:tplc="04090003" w:tentative="1">
+      <w:start w:val="1"/>
+      <w:numFmt w:val="bullet"/>
+      <w:lvlText w:val="o"/>
+      <w:lvlJc w:val="left"/>
+      <w:pPr>
+        <w:ind w:left="3600" w:hanging="360"/>
+      </w:pPr>
+      <w:rPr>
+        <w:rFonts w:ascii="Courier New" w:hAnsi="Courier New" w:cs="Courier New" w:hint="default"/>
+      </w:rPr>
+    </w:lvl>
+    <w:lvl w:ilvl="5" w:tplc="04090005" w:tentative="1">
+      <w:start w:val="1"/>
+      <w:numFmt w:val="bullet"/>
+      <w:lvlText w:val=""/>
+      <w:lvlJc w:val="left"/>
+      <w:pPr>
+        <w:ind w:left="4320" w:hanging="360"/>
+      </w:pPr>
+      <w:rPr>
+        <w:rFonts w:ascii="Wingdings" w:hAnsi="Wingdings" w:hint="default"/>
+      </w:rPr>
+    </w:lvl>
+    <w:lvl w:ilvl="6" w:tplc="04090001" w:tentative="1">
+      <w:start w:val="1"/>
+      <w:numFmt w:val="bullet"/>
+      <w:lvlText w:val=""/>
+      <w:lvlJc w:val="left"/>
+      <w:pPr>
+        <w:ind w:left="5040" w:hanging="360"/>
+      </w:pPr>
+      <w:rPr>
+        <w:rFonts w:ascii="Symbol" w:hAnsi="Symbol" w:hint="default"/>
+      </w:rPr>
+    </w:lvl>
+    <w:lvl w:ilvl="7" w:tplc="04090003" w:tentative="1">
+      <w:start w:val="1"/>
+      <w:numFmt w:val="bullet"/>
+      <w:lvlText w:val="o"/>
+      <w:lvlJc w:val="left"/>
+      <w:pPr>
+        <w:ind w:left="5760" w:hanging="360"/>
+      </w:pPr>
+      <w:rPr>
+        <w:rFonts w:ascii="Courier New" w:hAnsi="Courier New" w:cs="Courier New" w:hint="default"/>
+      </w:rPr>
+    </w:lvl>
+    <w:lvl w:ilvl="8" w:tplc="04090005" w:tentative="1">
+      <w:start w:val="1"/>
+      <w:numFmt w:val="bullet"/>
+      <w:lvlText w:val=""/>
+      <w:lvlJc w:val="left"/>
+      <w:pPr>
+        <w:ind w:left="6480" w:hanging="360"/>
+      </w:pPr>
+      <w:rPr>
+        <w:rFonts w:ascii="Wingdings" w:hAnsi="Wingdings" w:hint="default"/>
+      </w:rPr>
+    </w:lvl>
+  </w:abstractNum>
+  <w:num w:numId="1" w16cid:durableId="438181913">
+    <w:abstractNumId w:val="0"/>
+  </w:num>
+</w:numbering>
 </file>
 
 <file path=word/styles.xml><?xml version="1.0" encoding="utf-8"?>
@@ -1061,6 +1303,7 @@
   <w:style w:type="character" w:default="1" w:styleId="DefaultParagraphFont">
     <w:name w:val="Default Paragraph Font"/>
     <w:uiPriority w:val="1"/>
+    <w:semiHidden/>
     <w:unhideWhenUsed/>
   </w:style>
   <w:style w:type="table" w:default="1" w:styleId="TableNormal">
